--- a/recursos/comercial/B2B/TALLER_PADRES_COLEGIOS.docx
+++ b/recursos/comercial/B2B/TALLER_PADRES_COLEGIOS.docx
@@ -24,7 +24,7 @@
           <w:color w:val="777777"/>
           <w:sz w:val="21"/>
         </w:rPr>
-        <w:t>Guion interno · 60-75 min · Lo dicta GERENCIA · La asesora captura y agenda en sala · Público: padres de 8° a 11°</w:t>
+        <w:t>Guion interno · 60-75 min · Lo dicta QUIEN DESIGNE GERENCIA · La asesora captura y agenda en sala · Público: padres de 8° a 11°</w:t>
       </w:r>
     </w:p>
     <w:p/>
